--- a/output/manuscript/jsr_title_page.docx
+++ b/output/manuscript/jsr_title_page.docx
@@ -50,7 +50,7 @@
         <w:spacing w:line="360" w:lineRule="auto" w:after="120"/>
       </w:pPr>
       <w:r>
-        <w:t>Word count of main text: [to be confirmed]. Number of tables: 6. Number of figures: 10.</w:t>
+        <w:t>Word count of main text: [to be confirmed]. Number of tables: 7. Number of figures: 11.</w:t>
       </w:r>
     </w:p>
     <w:p>

--- a/output/manuscript/jsr_title_page.docx
+++ b/output/manuscript/jsr_title_page.docx
@@ -50,7 +50,7 @@
         <w:spacing w:line="360" w:lineRule="auto" w:after="120"/>
       </w:pPr>
       <w:r>
-        <w:t>Word count of main text: [to be confirmed]. Number of tables: 7. Number of figures: 11.</w:t>
+        <w:t>Word count of main text: [to be confirmed]. Number of tables: 8. Number of figures: 12.</w:t>
       </w:r>
     </w:p>
     <w:p>
